--- a/submit/week_7/NguyenAnhLong_23633881_Tuan07.docx
+++ b/submit/week_7/NguyenAnhLong_23633881_Tuan07.docx
@@ -40,6 +40,43 @@
           <w:szCs w:val="40"/>
         </w:rPr>
         <w:t>DHKTPM19B</w:t>
+      </w:r>
+      <w:bookmarkStart w:id="0" w:name="_GoBack"/>
+      <w:bookmarkEnd w:id="0"/>
+    </w:p>
+    <w:p>
+      <w:pPr>
+        <w:jc w:val="center"/>
+        <w:rPr>
+          <w:b/>
+          <w:bCs/>
+          <w:sz w:val="40"/>
+          <w:szCs w:val="40"/>
+        </w:rPr>
+      </w:pPr>
+    </w:p>
+    <w:p>
+      <w:pPr>
+        <w:jc w:val="left"/>
+        <w:rPr>
+          <w:rFonts w:hint="default"/>
+          <w:b w:val="0"/>
+          <w:bCs w:val="0"/>
+          <w:sz w:val="30"/>
+          <w:szCs w:val="30"/>
+          <w:lang w:val="en-US"/>
+        </w:rPr>
+      </w:pPr>
+      <w:r>
+        <w:rPr>
+          <w:rFonts w:hint="default"/>
+          <w:b w:val="0"/>
+          <w:bCs w:val="0"/>
+          <w:sz w:val="30"/>
+          <w:szCs w:val="30"/>
+          <w:lang w:val="en-US"/>
+        </w:rPr>
+        <w:t>Link github: https://github.com/Along2605/react-native-nguyen-anh-long-23633881-dhktpm19b/tree/main/week_7_31_10/BookStore_Buoi7_Starter</w:t>
       </w:r>
     </w:p>
     <w:p/>
@@ -294,8 +331,98 @@
         <w:pStyle w:val="29"/>
         <w:ind w:left="1440"/>
       </w:pPr>
-      <w:bookmarkStart w:id="0" w:name="_GoBack"/>
-      <w:bookmarkEnd w:id="0"/>
+      <w:r>
+        <w:drawing>
+          <wp:inline distT="0" distB="0" distL="114300" distR="114300">
+            <wp:extent cx="5936615" cy="3077210"/>
+            <wp:effectExtent l="0" t="0" r="6985" b="8890"/>
+            <wp:docPr id="4" name="Picture 4"/>
+            <wp:cNvGraphicFramePr>
+              <a:graphicFrameLocks xmlns:a="http://schemas.openxmlformats.org/drawingml/2006/main" noChangeAspect="1"/>
+            </wp:cNvGraphicFramePr>
+            <a:graphic xmlns:a="http://schemas.openxmlformats.org/drawingml/2006/main">
+              <a:graphicData uri="http://schemas.openxmlformats.org/drawingml/2006/picture">
+                <pic:pic xmlns:pic="http://schemas.openxmlformats.org/drawingml/2006/picture">
+                  <pic:nvPicPr>
+                    <pic:cNvPr id="4" name="Picture 4"/>
+                    <pic:cNvPicPr>
+                      <a:picLocks noChangeAspect="1"/>
+                    </pic:cNvPicPr>
+                  </pic:nvPicPr>
+                  <pic:blipFill>
+                    <a:blip r:embed="rId8"/>
+                    <a:stretch>
+                      <a:fillRect/>
+                    </a:stretch>
+                  </pic:blipFill>
+                  <pic:spPr>
+                    <a:xfrm>
+                      <a:off x="0" y="0"/>
+                      <a:ext cx="5936615" cy="3077210"/>
+                    </a:xfrm>
+                    <a:prstGeom prst="rect">
+                      <a:avLst/>
+                    </a:prstGeom>
+                    <a:noFill/>
+                    <a:ln>
+                      <a:noFill/>
+                    </a:ln>
+                  </pic:spPr>
+                </pic:pic>
+              </a:graphicData>
+            </a:graphic>
+          </wp:inline>
+        </w:drawing>
+      </w:r>
+    </w:p>
+    <w:p>
+      <w:pPr>
+        <w:pStyle w:val="29"/>
+        <w:ind w:left="1440"/>
+      </w:pPr>
+      <w:r>
+        <w:drawing>
+          <wp:inline distT="0" distB="0" distL="114300" distR="114300">
+            <wp:extent cx="5943600" cy="3569970"/>
+            <wp:effectExtent l="0" t="0" r="0" b="11430"/>
+            <wp:docPr id="5" name="Picture 5"/>
+            <wp:cNvGraphicFramePr>
+              <a:graphicFrameLocks xmlns:a="http://schemas.openxmlformats.org/drawingml/2006/main" noChangeAspect="1"/>
+            </wp:cNvGraphicFramePr>
+            <a:graphic xmlns:a="http://schemas.openxmlformats.org/drawingml/2006/main">
+              <a:graphicData uri="http://schemas.openxmlformats.org/drawingml/2006/picture">
+                <pic:pic xmlns:pic="http://schemas.openxmlformats.org/drawingml/2006/picture">
+                  <pic:nvPicPr>
+                    <pic:cNvPr id="5" name="Picture 5"/>
+                    <pic:cNvPicPr>
+                      <a:picLocks noChangeAspect="1"/>
+                    </pic:cNvPicPr>
+                  </pic:nvPicPr>
+                  <pic:blipFill>
+                    <a:blip r:embed="rId9"/>
+                    <a:stretch>
+                      <a:fillRect/>
+                    </a:stretch>
+                  </pic:blipFill>
+                  <pic:spPr>
+                    <a:xfrm>
+                      <a:off x="0" y="0"/>
+                      <a:ext cx="5943600" cy="3569970"/>
+                    </a:xfrm>
+                    <a:prstGeom prst="rect">
+                      <a:avLst/>
+                    </a:prstGeom>
+                    <a:noFill/>
+                    <a:ln>
+                      <a:noFill/>
+                    </a:ln>
+                  </pic:spPr>
+                </pic:pic>
+              </a:graphicData>
+            </a:graphic>
+          </wp:inline>
+        </w:drawing>
+      </w:r>
     </w:p>
     <w:p>
       <w:pPr>
@@ -331,6 +458,98 @@
         <w:pStyle w:val="29"/>
         <w:ind w:left="1440"/>
       </w:pPr>
+      <w:r>
+        <w:drawing>
+          <wp:inline distT="0" distB="0" distL="114300" distR="114300">
+            <wp:extent cx="5943600" cy="3573145"/>
+            <wp:effectExtent l="0" t="0" r="0" b="8255"/>
+            <wp:docPr id="6" name="Picture 6"/>
+            <wp:cNvGraphicFramePr>
+              <a:graphicFrameLocks xmlns:a="http://schemas.openxmlformats.org/drawingml/2006/main" noChangeAspect="1"/>
+            </wp:cNvGraphicFramePr>
+            <a:graphic xmlns:a="http://schemas.openxmlformats.org/drawingml/2006/main">
+              <a:graphicData uri="http://schemas.openxmlformats.org/drawingml/2006/picture">
+                <pic:pic xmlns:pic="http://schemas.openxmlformats.org/drawingml/2006/picture">
+                  <pic:nvPicPr>
+                    <pic:cNvPr id="6" name="Picture 6"/>
+                    <pic:cNvPicPr>
+                      <a:picLocks noChangeAspect="1"/>
+                    </pic:cNvPicPr>
+                  </pic:nvPicPr>
+                  <pic:blipFill>
+                    <a:blip r:embed="rId10"/>
+                    <a:stretch>
+                      <a:fillRect/>
+                    </a:stretch>
+                  </pic:blipFill>
+                  <pic:spPr>
+                    <a:xfrm>
+                      <a:off x="0" y="0"/>
+                      <a:ext cx="5943600" cy="3573145"/>
+                    </a:xfrm>
+                    <a:prstGeom prst="rect">
+                      <a:avLst/>
+                    </a:prstGeom>
+                    <a:noFill/>
+                    <a:ln>
+                      <a:noFill/>
+                    </a:ln>
+                  </pic:spPr>
+                </pic:pic>
+              </a:graphicData>
+            </a:graphic>
+          </wp:inline>
+        </w:drawing>
+      </w:r>
+    </w:p>
+    <w:p>
+      <w:pPr>
+        <w:pStyle w:val="29"/>
+        <w:ind w:left="1440"/>
+      </w:pPr>
+      <w:r>
+        <w:drawing>
+          <wp:inline distT="0" distB="0" distL="114300" distR="114300">
+            <wp:extent cx="5934075" cy="3293745"/>
+            <wp:effectExtent l="0" t="0" r="9525" b="8255"/>
+            <wp:docPr id="7" name="Picture 7"/>
+            <wp:cNvGraphicFramePr>
+              <a:graphicFrameLocks xmlns:a="http://schemas.openxmlformats.org/drawingml/2006/main" noChangeAspect="1"/>
+            </wp:cNvGraphicFramePr>
+            <a:graphic xmlns:a="http://schemas.openxmlformats.org/drawingml/2006/main">
+              <a:graphicData uri="http://schemas.openxmlformats.org/drawingml/2006/picture">
+                <pic:pic xmlns:pic="http://schemas.openxmlformats.org/drawingml/2006/picture">
+                  <pic:nvPicPr>
+                    <pic:cNvPr id="7" name="Picture 7"/>
+                    <pic:cNvPicPr>
+                      <a:picLocks noChangeAspect="1"/>
+                    </pic:cNvPicPr>
+                  </pic:nvPicPr>
+                  <pic:blipFill>
+                    <a:blip r:embed="rId11"/>
+                    <a:stretch>
+                      <a:fillRect/>
+                    </a:stretch>
+                  </pic:blipFill>
+                  <pic:spPr>
+                    <a:xfrm>
+                      <a:off x="0" y="0"/>
+                      <a:ext cx="5934075" cy="3293745"/>
+                    </a:xfrm>
+                    <a:prstGeom prst="rect">
+                      <a:avLst/>
+                    </a:prstGeom>
+                    <a:noFill/>
+                    <a:ln>
+                      <a:noFill/>
+                    </a:ln>
+                  </pic:spPr>
+                </pic:pic>
+              </a:graphicData>
+            </a:graphic>
+          </wp:inline>
+        </w:drawing>
+      </w:r>
     </w:p>
     <w:p>
       <w:pPr>
@@ -399,6 +618,98 @@
         <w:pStyle w:val="29"/>
         <w:ind w:left="1440"/>
       </w:pPr>
+      <w:r>
+        <w:drawing>
+          <wp:inline distT="0" distB="0" distL="114300" distR="114300">
+            <wp:extent cx="5924550" cy="1028700"/>
+            <wp:effectExtent l="0" t="0" r="6350" b="0"/>
+            <wp:docPr id="8" name="Picture 8"/>
+            <wp:cNvGraphicFramePr>
+              <a:graphicFrameLocks xmlns:a="http://schemas.openxmlformats.org/drawingml/2006/main" noChangeAspect="1"/>
+            </wp:cNvGraphicFramePr>
+            <a:graphic xmlns:a="http://schemas.openxmlformats.org/drawingml/2006/main">
+              <a:graphicData uri="http://schemas.openxmlformats.org/drawingml/2006/picture">
+                <pic:pic xmlns:pic="http://schemas.openxmlformats.org/drawingml/2006/picture">
+                  <pic:nvPicPr>
+                    <pic:cNvPr id="8" name="Picture 8"/>
+                    <pic:cNvPicPr>
+                      <a:picLocks noChangeAspect="1"/>
+                    </pic:cNvPicPr>
+                  </pic:nvPicPr>
+                  <pic:blipFill>
+                    <a:blip r:embed="rId12"/>
+                    <a:stretch>
+                      <a:fillRect/>
+                    </a:stretch>
+                  </pic:blipFill>
+                  <pic:spPr>
+                    <a:xfrm>
+                      <a:off x="0" y="0"/>
+                      <a:ext cx="5924550" cy="1028700"/>
+                    </a:xfrm>
+                    <a:prstGeom prst="rect">
+                      <a:avLst/>
+                    </a:prstGeom>
+                    <a:noFill/>
+                    <a:ln>
+                      <a:noFill/>
+                    </a:ln>
+                  </pic:spPr>
+                </pic:pic>
+              </a:graphicData>
+            </a:graphic>
+          </wp:inline>
+        </w:drawing>
+      </w:r>
+    </w:p>
+    <w:p>
+      <w:pPr>
+        <w:pStyle w:val="29"/>
+        <w:ind w:left="1440"/>
+      </w:pPr>
+      <w:r>
+        <w:drawing>
+          <wp:inline distT="0" distB="0" distL="114300" distR="114300">
+            <wp:extent cx="5937250" cy="3335020"/>
+            <wp:effectExtent l="0" t="0" r="6350" b="5080"/>
+            <wp:docPr id="9" name="Picture 9"/>
+            <wp:cNvGraphicFramePr>
+              <a:graphicFrameLocks xmlns:a="http://schemas.openxmlformats.org/drawingml/2006/main" noChangeAspect="1"/>
+            </wp:cNvGraphicFramePr>
+            <a:graphic xmlns:a="http://schemas.openxmlformats.org/drawingml/2006/main">
+              <a:graphicData uri="http://schemas.openxmlformats.org/drawingml/2006/picture">
+                <pic:pic xmlns:pic="http://schemas.openxmlformats.org/drawingml/2006/picture">
+                  <pic:nvPicPr>
+                    <pic:cNvPr id="9" name="Picture 9"/>
+                    <pic:cNvPicPr>
+                      <a:picLocks noChangeAspect="1"/>
+                    </pic:cNvPicPr>
+                  </pic:nvPicPr>
+                  <pic:blipFill>
+                    <a:blip r:embed="rId13"/>
+                    <a:stretch>
+                      <a:fillRect/>
+                    </a:stretch>
+                  </pic:blipFill>
+                  <pic:spPr>
+                    <a:xfrm>
+                      <a:off x="0" y="0"/>
+                      <a:ext cx="5937250" cy="3335020"/>
+                    </a:xfrm>
+                    <a:prstGeom prst="rect">
+                      <a:avLst/>
+                    </a:prstGeom>
+                    <a:noFill/>
+                    <a:ln>
+                      <a:noFill/>
+                    </a:ln>
+                  </pic:spPr>
+                </pic:pic>
+              </a:graphicData>
+            </a:graphic>
+          </wp:inline>
+        </w:drawing>
+      </w:r>
     </w:p>
     <w:p>
       <w:pPr>
@@ -502,6 +813,49 @@
         <w:pStyle w:val="29"/>
         <w:ind w:left="1440"/>
       </w:pPr>
+      <w:r>
+        <w:drawing>
+          <wp:inline distT="0" distB="0" distL="114300" distR="114300">
+            <wp:extent cx="5943600" cy="3507740"/>
+            <wp:effectExtent l="0" t="0" r="0" b="10160"/>
+            <wp:docPr id="10" name="Picture 10"/>
+            <wp:cNvGraphicFramePr>
+              <a:graphicFrameLocks xmlns:a="http://schemas.openxmlformats.org/drawingml/2006/main" noChangeAspect="1"/>
+            </wp:cNvGraphicFramePr>
+            <a:graphic xmlns:a="http://schemas.openxmlformats.org/drawingml/2006/main">
+              <a:graphicData uri="http://schemas.openxmlformats.org/drawingml/2006/picture">
+                <pic:pic xmlns:pic="http://schemas.openxmlformats.org/drawingml/2006/picture">
+                  <pic:nvPicPr>
+                    <pic:cNvPr id="10" name="Picture 10"/>
+                    <pic:cNvPicPr>
+                      <a:picLocks noChangeAspect="1"/>
+                    </pic:cNvPicPr>
+                  </pic:nvPicPr>
+                  <pic:blipFill>
+                    <a:blip r:embed="rId14"/>
+                    <a:stretch>
+                      <a:fillRect/>
+                    </a:stretch>
+                  </pic:blipFill>
+                  <pic:spPr>
+                    <a:xfrm>
+                      <a:off x="0" y="0"/>
+                      <a:ext cx="5943600" cy="3507740"/>
+                    </a:xfrm>
+                    <a:prstGeom prst="rect">
+                      <a:avLst/>
+                    </a:prstGeom>
+                    <a:noFill/>
+                    <a:ln>
+                      <a:noFill/>
+                    </a:ln>
+                  </pic:spPr>
+                </pic:pic>
+              </a:graphicData>
+            </a:graphic>
+          </wp:inline>
+        </w:drawing>
+      </w:r>
     </w:p>
     <w:p>
       <w:pPr>
@@ -537,6 +891,49 @@
         <w:pStyle w:val="29"/>
         <w:ind w:left="1440"/>
       </w:pPr>
+      <w:r>
+        <w:drawing>
+          <wp:inline distT="0" distB="0" distL="114300" distR="114300">
+            <wp:extent cx="3657600" cy="2482850"/>
+            <wp:effectExtent l="0" t="0" r="0" b="6350"/>
+            <wp:docPr id="11" name="Picture 11"/>
+            <wp:cNvGraphicFramePr>
+              <a:graphicFrameLocks xmlns:a="http://schemas.openxmlformats.org/drawingml/2006/main" noChangeAspect="1"/>
+            </wp:cNvGraphicFramePr>
+            <a:graphic xmlns:a="http://schemas.openxmlformats.org/drawingml/2006/main">
+              <a:graphicData uri="http://schemas.openxmlformats.org/drawingml/2006/picture">
+                <pic:pic xmlns:pic="http://schemas.openxmlformats.org/drawingml/2006/picture">
+                  <pic:nvPicPr>
+                    <pic:cNvPr id="11" name="Picture 11"/>
+                    <pic:cNvPicPr>
+                      <a:picLocks noChangeAspect="1"/>
+                    </pic:cNvPicPr>
+                  </pic:nvPicPr>
+                  <pic:blipFill>
+                    <a:blip r:embed="rId15"/>
+                    <a:stretch>
+                      <a:fillRect/>
+                    </a:stretch>
+                  </pic:blipFill>
+                  <pic:spPr>
+                    <a:xfrm>
+                      <a:off x="0" y="0"/>
+                      <a:ext cx="3657600" cy="2482850"/>
+                    </a:xfrm>
+                    <a:prstGeom prst="rect">
+                      <a:avLst/>
+                    </a:prstGeom>
+                    <a:noFill/>
+                    <a:ln>
+                      <a:noFill/>
+                    </a:ln>
+                  </pic:spPr>
+                </pic:pic>
+              </a:graphicData>
+            </a:graphic>
+          </wp:inline>
+        </w:drawing>
+      </w:r>
     </w:p>
     <w:p>
       <w:pPr>
@@ -572,6 +969,49 @@
         <w:pStyle w:val="29"/>
         <w:ind w:left="1440"/>
       </w:pPr>
+      <w:r>
+        <w:drawing>
+          <wp:inline distT="0" distB="0" distL="114300" distR="114300">
+            <wp:extent cx="5941060" cy="1019810"/>
+            <wp:effectExtent l="0" t="0" r="2540" b="8890"/>
+            <wp:docPr id="12" name="Picture 12"/>
+            <wp:cNvGraphicFramePr>
+              <a:graphicFrameLocks xmlns:a="http://schemas.openxmlformats.org/drawingml/2006/main" noChangeAspect="1"/>
+            </wp:cNvGraphicFramePr>
+            <a:graphic xmlns:a="http://schemas.openxmlformats.org/drawingml/2006/main">
+              <a:graphicData uri="http://schemas.openxmlformats.org/drawingml/2006/picture">
+                <pic:pic xmlns:pic="http://schemas.openxmlformats.org/drawingml/2006/picture">
+                  <pic:nvPicPr>
+                    <pic:cNvPr id="12" name="Picture 12"/>
+                    <pic:cNvPicPr>
+                      <a:picLocks noChangeAspect="1"/>
+                    </pic:cNvPicPr>
+                  </pic:nvPicPr>
+                  <pic:blipFill>
+                    <a:blip r:embed="rId16"/>
+                    <a:stretch>
+                      <a:fillRect/>
+                    </a:stretch>
+                  </pic:blipFill>
+                  <pic:spPr>
+                    <a:xfrm>
+                      <a:off x="0" y="0"/>
+                      <a:ext cx="5941060" cy="1019810"/>
+                    </a:xfrm>
+                    <a:prstGeom prst="rect">
+                      <a:avLst/>
+                    </a:prstGeom>
+                    <a:noFill/>
+                    <a:ln>
+                      <a:noFill/>
+                    </a:ln>
+                  </pic:spPr>
+                </pic:pic>
+              </a:graphicData>
+            </a:graphic>
+          </wp:inline>
+        </w:drawing>
+      </w:r>
     </w:p>
     <w:p>
       <w:pPr>
@@ -607,6 +1047,49 @@
         <w:pStyle w:val="29"/>
         <w:ind w:left="1440"/>
       </w:pPr>
+      <w:r>
+        <w:drawing>
+          <wp:inline distT="0" distB="0" distL="114300" distR="114300">
+            <wp:extent cx="5942965" cy="2536825"/>
+            <wp:effectExtent l="0" t="0" r="635" b="3175"/>
+            <wp:docPr id="13" name="Picture 13"/>
+            <wp:cNvGraphicFramePr>
+              <a:graphicFrameLocks xmlns:a="http://schemas.openxmlformats.org/drawingml/2006/main" noChangeAspect="1"/>
+            </wp:cNvGraphicFramePr>
+            <a:graphic xmlns:a="http://schemas.openxmlformats.org/drawingml/2006/main">
+              <a:graphicData uri="http://schemas.openxmlformats.org/drawingml/2006/picture">
+                <pic:pic xmlns:pic="http://schemas.openxmlformats.org/drawingml/2006/picture">
+                  <pic:nvPicPr>
+                    <pic:cNvPr id="13" name="Picture 13"/>
+                    <pic:cNvPicPr>
+                      <a:picLocks noChangeAspect="1"/>
+                    </pic:cNvPicPr>
+                  </pic:nvPicPr>
+                  <pic:blipFill>
+                    <a:blip r:embed="rId17"/>
+                    <a:stretch>
+                      <a:fillRect/>
+                    </a:stretch>
+                  </pic:blipFill>
+                  <pic:spPr>
+                    <a:xfrm>
+                      <a:off x="0" y="0"/>
+                      <a:ext cx="5942965" cy="2536825"/>
+                    </a:xfrm>
+                    <a:prstGeom prst="rect">
+                      <a:avLst/>
+                    </a:prstGeom>
+                    <a:noFill/>
+                    <a:ln>
+                      <a:noFill/>
+                    </a:ln>
+                  </pic:spPr>
+                </pic:pic>
+              </a:graphicData>
+            </a:graphic>
+          </wp:inline>
+        </w:drawing>
+      </w:r>
     </w:p>
     <w:p>
       <w:pPr>
@@ -675,6 +1158,147 @@
         <w:pStyle w:val="29"/>
         <w:ind w:left="1440"/>
       </w:pPr>
+      <w:r>
+        <w:drawing>
+          <wp:inline distT="0" distB="0" distL="114300" distR="114300">
+            <wp:extent cx="5937885" cy="4840605"/>
+            <wp:effectExtent l="0" t="0" r="5715" b="10795"/>
+            <wp:docPr id="14" name="Picture 14"/>
+            <wp:cNvGraphicFramePr>
+              <a:graphicFrameLocks xmlns:a="http://schemas.openxmlformats.org/drawingml/2006/main" noChangeAspect="1"/>
+            </wp:cNvGraphicFramePr>
+            <a:graphic xmlns:a="http://schemas.openxmlformats.org/drawingml/2006/main">
+              <a:graphicData uri="http://schemas.openxmlformats.org/drawingml/2006/picture">
+                <pic:pic xmlns:pic="http://schemas.openxmlformats.org/drawingml/2006/picture">
+                  <pic:nvPicPr>
+                    <pic:cNvPr id="14" name="Picture 14"/>
+                    <pic:cNvPicPr>
+                      <a:picLocks noChangeAspect="1"/>
+                    </pic:cNvPicPr>
+                  </pic:nvPicPr>
+                  <pic:blipFill>
+                    <a:blip r:embed="rId18"/>
+                    <a:stretch>
+                      <a:fillRect/>
+                    </a:stretch>
+                  </pic:blipFill>
+                  <pic:spPr>
+                    <a:xfrm>
+                      <a:off x="0" y="0"/>
+                      <a:ext cx="5937885" cy="4840605"/>
+                    </a:xfrm>
+                    <a:prstGeom prst="rect">
+                      <a:avLst/>
+                    </a:prstGeom>
+                    <a:noFill/>
+                    <a:ln>
+                      <a:noFill/>
+                    </a:ln>
+                  </pic:spPr>
+                </pic:pic>
+              </a:graphicData>
+            </a:graphic>
+          </wp:inline>
+        </w:drawing>
+      </w:r>
+    </w:p>
+    <w:p>
+      <w:pPr>
+        <w:pStyle w:val="29"/>
+        <w:ind w:left="1440"/>
+      </w:pPr>
+      <w:r>
+        <w:drawing>
+          <wp:inline distT="0" distB="0" distL="114300" distR="114300">
+            <wp:extent cx="5829300" cy="2520950"/>
+            <wp:effectExtent l="0" t="0" r="0" b="6350"/>
+            <wp:docPr id="15" name="Picture 15"/>
+            <wp:cNvGraphicFramePr>
+              <a:graphicFrameLocks xmlns:a="http://schemas.openxmlformats.org/drawingml/2006/main" noChangeAspect="1"/>
+            </wp:cNvGraphicFramePr>
+            <a:graphic xmlns:a="http://schemas.openxmlformats.org/drawingml/2006/main">
+              <a:graphicData uri="http://schemas.openxmlformats.org/drawingml/2006/picture">
+                <pic:pic xmlns:pic="http://schemas.openxmlformats.org/drawingml/2006/picture">
+                  <pic:nvPicPr>
+                    <pic:cNvPr id="15" name="Picture 15"/>
+                    <pic:cNvPicPr>
+                      <a:picLocks noChangeAspect="1"/>
+                    </pic:cNvPicPr>
+                  </pic:nvPicPr>
+                  <pic:blipFill>
+                    <a:blip r:embed="rId19"/>
+                    <a:stretch>
+                      <a:fillRect/>
+                    </a:stretch>
+                  </pic:blipFill>
+                  <pic:spPr>
+                    <a:xfrm>
+                      <a:off x="0" y="0"/>
+                      <a:ext cx="5829300" cy="2520950"/>
+                    </a:xfrm>
+                    <a:prstGeom prst="rect">
+                      <a:avLst/>
+                    </a:prstGeom>
+                    <a:noFill/>
+                    <a:ln>
+                      <a:noFill/>
+                    </a:ln>
+                  </pic:spPr>
+                </pic:pic>
+              </a:graphicData>
+            </a:graphic>
+          </wp:inline>
+        </w:drawing>
+      </w:r>
+    </w:p>
+    <w:p>
+      <w:pPr>
+        <w:pStyle w:val="29"/>
+        <w:ind w:left="1440"/>
+      </w:pPr>
+      <w:r>
+        <w:drawing>
+          <wp:inline distT="0" distB="0" distL="114300" distR="114300">
+            <wp:extent cx="5939790" cy="3326130"/>
+            <wp:effectExtent l="0" t="0" r="3810" b="1270"/>
+            <wp:docPr id="17" name="Picture 17"/>
+            <wp:cNvGraphicFramePr>
+              <a:graphicFrameLocks xmlns:a="http://schemas.openxmlformats.org/drawingml/2006/main" noChangeAspect="1"/>
+            </wp:cNvGraphicFramePr>
+            <a:graphic xmlns:a="http://schemas.openxmlformats.org/drawingml/2006/main">
+              <a:graphicData uri="http://schemas.openxmlformats.org/drawingml/2006/picture">
+                <pic:pic xmlns:pic="http://schemas.openxmlformats.org/drawingml/2006/picture">
+                  <pic:nvPicPr>
+                    <pic:cNvPr id="17" name="Picture 17"/>
+                    <pic:cNvPicPr>
+                      <a:picLocks noChangeAspect="1"/>
+                    </pic:cNvPicPr>
+                  </pic:nvPicPr>
+                  <pic:blipFill>
+                    <a:blip r:embed="rId20"/>
+                    <a:stretch>
+                      <a:fillRect/>
+                    </a:stretch>
+                  </pic:blipFill>
+                  <pic:spPr>
+                    <a:xfrm>
+                      <a:off x="0" y="0"/>
+                      <a:ext cx="5939790" cy="3326130"/>
+                    </a:xfrm>
+                    <a:prstGeom prst="rect">
+                      <a:avLst/>
+                    </a:prstGeom>
+                    <a:noFill/>
+                    <a:ln>
+                      <a:noFill/>
+                    </a:ln>
+                  </pic:spPr>
+                </pic:pic>
+              </a:graphicData>
+            </a:graphic>
+          </wp:inline>
+        </w:drawing>
+      </w:r>
     </w:p>
     <w:p>
       <w:pPr>
@@ -710,6 +1334,49 @@
         <w:pStyle w:val="29"/>
         <w:ind w:left="1440"/>
       </w:pPr>
+      <w:r>
+        <w:drawing>
+          <wp:inline distT="0" distB="0" distL="114300" distR="114300">
+            <wp:extent cx="5941060" cy="3390900"/>
+            <wp:effectExtent l="0" t="0" r="2540" b="0"/>
+            <wp:docPr id="18" name="Picture 18"/>
+            <wp:cNvGraphicFramePr>
+              <a:graphicFrameLocks xmlns:a="http://schemas.openxmlformats.org/drawingml/2006/main" noChangeAspect="1"/>
+            </wp:cNvGraphicFramePr>
+            <a:graphic xmlns:a="http://schemas.openxmlformats.org/drawingml/2006/main">
+              <a:graphicData uri="http://schemas.openxmlformats.org/drawingml/2006/picture">
+                <pic:pic xmlns:pic="http://schemas.openxmlformats.org/drawingml/2006/picture">
+                  <pic:nvPicPr>
+                    <pic:cNvPr id="18" name="Picture 18"/>
+                    <pic:cNvPicPr>
+                      <a:picLocks noChangeAspect="1"/>
+                    </pic:cNvPicPr>
+                  </pic:nvPicPr>
+                  <pic:blipFill>
+                    <a:blip r:embed="rId21"/>
+                    <a:stretch>
+                      <a:fillRect/>
+                    </a:stretch>
+                  </pic:blipFill>
+                  <pic:spPr>
+                    <a:xfrm>
+                      <a:off x="0" y="0"/>
+                      <a:ext cx="5941060" cy="3390900"/>
+                    </a:xfrm>
+                    <a:prstGeom prst="rect">
+                      <a:avLst/>
+                    </a:prstGeom>
+                    <a:noFill/>
+                    <a:ln>
+                      <a:noFill/>
+                    </a:ln>
+                  </pic:spPr>
+                </pic:pic>
+              </a:graphicData>
+            </a:graphic>
+          </wp:inline>
+        </w:drawing>
+      </w:r>
     </w:p>
     <w:p>
       <w:pPr>
@@ -776,8 +1443,112 @@
     <w:p>
       <w:pPr>
         <w:pStyle w:val="29"/>
+        <w:numPr>
+          <w:numId w:val="0"/>
+        </w:numPr>
+        <w:spacing w:before="120"/>
+        <w:ind w:left="1080" w:leftChars="0"/>
+        <w:rPr>
+          <w:color w:val="000000" w:themeColor="text1"/>
+          <w14:textFill>
+            <w14:solidFill>
+              <w14:schemeClr w14:val="tx1"/>
+            </w14:solidFill>
+          </w14:textFill>
+        </w:rPr>
+      </w:pPr>
+      <w:r>
+        <w:drawing>
+          <wp:inline distT="0" distB="0" distL="114300" distR="114300">
+            <wp:extent cx="5939790" cy="5275580"/>
+            <wp:effectExtent l="0" t="0" r="3810" b="7620"/>
+            <wp:docPr id="20" name="Picture 20"/>
+            <wp:cNvGraphicFramePr>
+              <a:graphicFrameLocks xmlns:a="http://schemas.openxmlformats.org/drawingml/2006/main" noChangeAspect="1"/>
+            </wp:cNvGraphicFramePr>
+            <a:graphic xmlns:a="http://schemas.openxmlformats.org/drawingml/2006/main">
+              <a:graphicData uri="http://schemas.openxmlformats.org/drawingml/2006/picture">
+                <pic:pic xmlns:pic="http://schemas.openxmlformats.org/drawingml/2006/picture">
+                  <pic:nvPicPr>
+                    <pic:cNvPr id="20" name="Picture 20"/>
+                    <pic:cNvPicPr>
+                      <a:picLocks noChangeAspect="1"/>
+                    </pic:cNvPicPr>
+                  </pic:nvPicPr>
+                  <pic:blipFill>
+                    <a:blip r:embed="rId22"/>
+                    <a:stretch>
+                      <a:fillRect/>
+                    </a:stretch>
+                  </pic:blipFill>
+                  <pic:spPr>
+                    <a:xfrm>
+                      <a:off x="0" y="0"/>
+                      <a:ext cx="5939790" cy="5275580"/>
+                    </a:xfrm>
+                    <a:prstGeom prst="rect">
+                      <a:avLst/>
+                    </a:prstGeom>
+                    <a:noFill/>
+                    <a:ln>
+                      <a:noFill/>
+                    </a:ln>
+                  </pic:spPr>
+                </pic:pic>
+              </a:graphicData>
+            </a:graphic>
+          </wp:inline>
+        </w:drawing>
+      </w:r>
+    </w:p>
+    <w:p>
+      <w:pPr>
+        <w:pStyle w:val="29"/>
         <w:ind w:left="1440"/>
       </w:pPr>
+      <w:r>
+        <w:drawing>
+          <wp:inline distT="0" distB="0" distL="114300" distR="114300">
+            <wp:extent cx="5934075" cy="3489325"/>
+            <wp:effectExtent l="0" t="0" r="9525" b="3175"/>
+            <wp:docPr id="19" name="Picture 19"/>
+            <wp:cNvGraphicFramePr>
+              <a:graphicFrameLocks xmlns:a="http://schemas.openxmlformats.org/drawingml/2006/main" noChangeAspect="1"/>
+            </wp:cNvGraphicFramePr>
+            <a:graphic xmlns:a="http://schemas.openxmlformats.org/drawingml/2006/main">
+              <a:graphicData uri="http://schemas.openxmlformats.org/drawingml/2006/picture">
+                <pic:pic xmlns:pic="http://schemas.openxmlformats.org/drawingml/2006/picture">
+                  <pic:nvPicPr>
+                    <pic:cNvPr id="19" name="Picture 19"/>
+                    <pic:cNvPicPr>
+                      <a:picLocks noChangeAspect="1"/>
+                    </pic:cNvPicPr>
+                  </pic:nvPicPr>
+                  <pic:blipFill>
+                    <a:blip r:embed="rId23"/>
+                    <a:stretch>
+                      <a:fillRect/>
+                    </a:stretch>
+                  </pic:blipFill>
+                  <pic:spPr>
+                    <a:xfrm>
+                      <a:off x="0" y="0"/>
+                      <a:ext cx="5934075" cy="3489325"/>
+                    </a:xfrm>
+                    <a:prstGeom prst="rect">
+                      <a:avLst/>
+                    </a:prstGeom>
+                    <a:noFill/>
+                    <a:ln>
+                      <a:noFill/>
+                    </a:ln>
+                  </pic:spPr>
+                </pic:pic>
+              </a:graphicData>
+            </a:graphic>
+          </wp:inline>
+        </w:drawing>
+      </w:r>
     </w:p>
     <w:p>
       <w:pPr>
@@ -813,6 +1584,49 @@
         <w:pStyle w:val="29"/>
         <w:ind w:left="1440"/>
       </w:pPr>
+      <w:r>
+        <w:drawing>
+          <wp:inline distT="0" distB="0" distL="114300" distR="114300">
+            <wp:extent cx="5759450" cy="4559300"/>
+            <wp:effectExtent l="0" t="0" r="6350" b="0"/>
+            <wp:docPr id="21" name="Picture 21"/>
+            <wp:cNvGraphicFramePr>
+              <a:graphicFrameLocks xmlns:a="http://schemas.openxmlformats.org/drawingml/2006/main" noChangeAspect="1"/>
+            </wp:cNvGraphicFramePr>
+            <a:graphic xmlns:a="http://schemas.openxmlformats.org/drawingml/2006/main">
+              <a:graphicData uri="http://schemas.openxmlformats.org/drawingml/2006/picture">
+                <pic:pic xmlns:pic="http://schemas.openxmlformats.org/drawingml/2006/picture">
+                  <pic:nvPicPr>
+                    <pic:cNvPr id="21" name="Picture 21"/>
+                    <pic:cNvPicPr>
+                      <a:picLocks noChangeAspect="1"/>
+                    </pic:cNvPicPr>
+                  </pic:nvPicPr>
+                  <pic:blipFill>
+                    <a:blip r:embed="rId24"/>
+                    <a:stretch>
+                      <a:fillRect/>
+                    </a:stretch>
+                  </pic:blipFill>
+                  <pic:spPr>
+                    <a:xfrm>
+                      <a:off x="0" y="0"/>
+                      <a:ext cx="5759450" cy="4559300"/>
+                    </a:xfrm>
+                    <a:prstGeom prst="rect">
+                      <a:avLst/>
+                    </a:prstGeom>
+                    <a:noFill/>
+                    <a:ln>
+                      <a:noFill/>
+                    </a:ln>
+                  </pic:spPr>
+                </pic:pic>
+              </a:graphicData>
+            </a:graphic>
+          </wp:inline>
+        </w:drawing>
+      </w:r>
     </w:p>
     <w:p>
       <w:pPr>
@@ -848,6 +1662,49 @@
         <w:pStyle w:val="29"/>
         <w:ind w:left="1440"/>
       </w:pPr>
+      <w:r>
+        <w:drawing>
+          <wp:inline distT="0" distB="0" distL="114300" distR="114300">
+            <wp:extent cx="5942965" cy="3310255"/>
+            <wp:effectExtent l="0" t="0" r="635" b="4445"/>
+            <wp:docPr id="22" name="Picture 22"/>
+            <wp:cNvGraphicFramePr>
+              <a:graphicFrameLocks xmlns:a="http://schemas.openxmlformats.org/drawingml/2006/main" noChangeAspect="1"/>
+            </wp:cNvGraphicFramePr>
+            <a:graphic xmlns:a="http://schemas.openxmlformats.org/drawingml/2006/main">
+              <a:graphicData uri="http://schemas.openxmlformats.org/drawingml/2006/picture">
+                <pic:pic xmlns:pic="http://schemas.openxmlformats.org/drawingml/2006/picture">
+                  <pic:nvPicPr>
+                    <pic:cNvPr id="22" name="Picture 22"/>
+                    <pic:cNvPicPr>
+                      <a:picLocks noChangeAspect="1"/>
+                    </pic:cNvPicPr>
+                  </pic:nvPicPr>
+                  <pic:blipFill>
+                    <a:blip r:embed="rId25"/>
+                    <a:stretch>
+                      <a:fillRect/>
+                    </a:stretch>
+                  </pic:blipFill>
+                  <pic:spPr>
+                    <a:xfrm>
+                      <a:off x="0" y="0"/>
+                      <a:ext cx="5942965" cy="3310255"/>
+                    </a:xfrm>
+                    <a:prstGeom prst="rect">
+                      <a:avLst/>
+                    </a:prstGeom>
+                    <a:noFill/>
+                    <a:ln>
+                      <a:noFill/>
+                    </a:ln>
+                  </pic:spPr>
+                </pic:pic>
+              </a:graphicData>
+            </a:graphic>
+          </wp:inline>
+        </w:drawing>
+      </w:r>
     </w:p>
     <w:p>
       <w:pPr>
@@ -883,6 +1740,49 @@
         <w:pStyle w:val="29"/>
         <w:ind w:left="1440"/>
       </w:pPr>
+      <w:r>
+        <w:drawing>
+          <wp:inline distT="0" distB="0" distL="114300" distR="114300">
+            <wp:extent cx="5939155" cy="1290320"/>
+            <wp:effectExtent l="0" t="0" r="4445" b="5080"/>
+            <wp:docPr id="23" name="Picture 23"/>
+            <wp:cNvGraphicFramePr>
+              <a:graphicFrameLocks xmlns:a="http://schemas.openxmlformats.org/drawingml/2006/main" noChangeAspect="1"/>
+            </wp:cNvGraphicFramePr>
+            <a:graphic xmlns:a="http://schemas.openxmlformats.org/drawingml/2006/main">
+              <a:graphicData uri="http://schemas.openxmlformats.org/drawingml/2006/picture">
+                <pic:pic xmlns:pic="http://schemas.openxmlformats.org/drawingml/2006/picture">
+                  <pic:nvPicPr>
+                    <pic:cNvPr id="23" name="Picture 23"/>
+                    <pic:cNvPicPr>
+                      <a:picLocks noChangeAspect="1"/>
+                    </pic:cNvPicPr>
+                  </pic:nvPicPr>
+                  <pic:blipFill>
+                    <a:blip r:embed="rId26"/>
+                    <a:stretch>
+                      <a:fillRect/>
+                    </a:stretch>
+                  </pic:blipFill>
+                  <pic:spPr>
+                    <a:xfrm>
+                      <a:off x="0" y="0"/>
+                      <a:ext cx="5939155" cy="1290320"/>
+                    </a:xfrm>
+                    <a:prstGeom prst="rect">
+                      <a:avLst/>
+                    </a:prstGeom>
+                    <a:noFill/>
+                    <a:ln>
+                      <a:noFill/>
+                    </a:ln>
+                  </pic:spPr>
+                </pic:pic>
+              </a:graphicData>
+            </a:graphic>
+          </wp:inline>
+        </w:drawing>
+      </w:r>
     </w:p>
     <w:p>
       <w:pPr>
@@ -916,8 +1816,112 @@
     <w:p>
       <w:pPr>
         <w:pStyle w:val="29"/>
+        <w:numPr>
+          <w:ilvl w:val="1"/>
+          <w:numId w:val="1"/>
+        </w:numPr>
+        <w:spacing w:before="120"/>
+        <w:rPr>
+          <w:color w:val="000000" w:themeColor="text1"/>
+          <w14:textFill>
+            <w14:solidFill>
+              <w14:schemeClr w14:val="tx1"/>
+            </w14:solidFill>
+          </w14:textFill>
+        </w:rPr>
+      </w:pPr>
+      <w:r>
+        <w:drawing>
+          <wp:inline distT="0" distB="0" distL="114300" distR="114300">
+            <wp:extent cx="5938520" cy="4676775"/>
+            <wp:effectExtent l="0" t="0" r="5080" b="9525"/>
+            <wp:docPr id="25" name="Picture 25"/>
+            <wp:cNvGraphicFramePr>
+              <a:graphicFrameLocks xmlns:a="http://schemas.openxmlformats.org/drawingml/2006/main" noChangeAspect="1"/>
+            </wp:cNvGraphicFramePr>
+            <a:graphic xmlns:a="http://schemas.openxmlformats.org/drawingml/2006/main">
+              <a:graphicData uri="http://schemas.openxmlformats.org/drawingml/2006/picture">
+                <pic:pic xmlns:pic="http://schemas.openxmlformats.org/drawingml/2006/picture">
+                  <pic:nvPicPr>
+                    <pic:cNvPr id="25" name="Picture 25"/>
+                    <pic:cNvPicPr>
+                      <a:picLocks noChangeAspect="1"/>
+                    </pic:cNvPicPr>
+                  </pic:nvPicPr>
+                  <pic:blipFill>
+                    <a:blip r:embed="rId27"/>
+                    <a:stretch>
+                      <a:fillRect/>
+                    </a:stretch>
+                  </pic:blipFill>
+                  <pic:spPr>
+                    <a:xfrm>
+                      <a:off x="0" y="0"/>
+                      <a:ext cx="5938520" cy="4676775"/>
+                    </a:xfrm>
+                    <a:prstGeom prst="rect">
+                      <a:avLst/>
+                    </a:prstGeom>
+                    <a:noFill/>
+                    <a:ln>
+                      <a:noFill/>
+                    </a:ln>
+                  </pic:spPr>
+                </pic:pic>
+              </a:graphicData>
+            </a:graphic>
+          </wp:inline>
+        </w:drawing>
+      </w:r>
+    </w:p>
+    <w:p>
+      <w:pPr>
+        <w:pStyle w:val="29"/>
         <w:ind w:left="1440"/>
       </w:pPr>
+      <w:r>
+        <w:drawing>
+          <wp:inline distT="0" distB="0" distL="114300" distR="114300">
+            <wp:extent cx="5934075" cy="1108710"/>
+            <wp:effectExtent l="0" t="0" r="9525" b="8890"/>
+            <wp:docPr id="24" name="Picture 24"/>
+            <wp:cNvGraphicFramePr>
+              <a:graphicFrameLocks xmlns:a="http://schemas.openxmlformats.org/drawingml/2006/main" noChangeAspect="1"/>
+            </wp:cNvGraphicFramePr>
+            <a:graphic xmlns:a="http://schemas.openxmlformats.org/drawingml/2006/main">
+              <a:graphicData uri="http://schemas.openxmlformats.org/drawingml/2006/picture">
+                <pic:pic xmlns:pic="http://schemas.openxmlformats.org/drawingml/2006/picture">
+                  <pic:nvPicPr>
+                    <pic:cNvPr id="24" name="Picture 24"/>
+                    <pic:cNvPicPr>
+                      <a:picLocks noChangeAspect="1"/>
+                    </pic:cNvPicPr>
+                  </pic:nvPicPr>
+                  <pic:blipFill>
+                    <a:blip r:embed="rId28"/>
+                    <a:stretch>
+                      <a:fillRect/>
+                    </a:stretch>
+                  </pic:blipFill>
+                  <pic:spPr>
+                    <a:xfrm>
+                      <a:off x="0" y="0"/>
+                      <a:ext cx="5934075" cy="1108710"/>
+                    </a:xfrm>
+                    <a:prstGeom prst="rect">
+                      <a:avLst/>
+                    </a:prstGeom>
+                    <a:noFill/>
+                    <a:ln>
+                      <a:noFill/>
+                    </a:ln>
+                  </pic:spPr>
+                </pic:pic>
+              </a:graphicData>
+            </a:graphic>
+          </wp:inline>
+        </w:drawing>
+      </w:r>
     </w:p>
     <w:p>
       <w:pPr>
@@ -984,8 +1988,122 @@
     <w:p>
       <w:pPr>
         <w:pStyle w:val="29"/>
+        <w:numPr>
+          <w:numId w:val="0"/>
+        </w:numPr>
+        <w:spacing w:before="120"/>
+        <w:ind w:left="1080" w:leftChars="0"/>
+      </w:pPr>
+    </w:p>
+    <w:p>
+      <w:pPr>
+        <w:pStyle w:val="29"/>
+        <w:numPr>
+          <w:numId w:val="0"/>
+        </w:numPr>
+        <w:spacing w:before="120"/>
+        <w:ind w:left="1080" w:leftChars="0"/>
+        <w:rPr>
+          <w:color w:val="000000" w:themeColor="text1"/>
+          <w14:textFill>
+            <w14:solidFill>
+              <w14:schemeClr w14:val="tx1"/>
+            </w14:solidFill>
+          </w14:textFill>
+        </w:rPr>
+      </w:pPr>
+      <w:r>
+        <w:drawing>
+          <wp:inline distT="0" distB="0" distL="114300" distR="114300">
+            <wp:extent cx="5937250" cy="5334635"/>
+            <wp:effectExtent l="0" t="0" r="6350" b="12065"/>
+            <wp:docPr id="26" name="Picture 26"/>
+            <wp:cNvGraphicFramePr>
+              <a:graphicFrameLocks xmlns:a="http://schemas.openxmlformats.org/drawingml/2006/main" noChangeAspect="1"/>
+            </wp:cNvGraphicFramePr>
+            <a:graphic xmlns:a="http://schemas.openxmlformats.org/drawingml/2006/main">
+              <a:graphicData uri="http://schemas.openxmlformats.org/drawingml/2006/picture">
+                <pic:pic xmlns:pic="http://schemas.openxmlformats.org/drawingml/2006/picture">
+                  <pic:nvPicPr>
+                    <pic:cNvPr id="26" name="Picture 26"/>
+                    <pic:cNvPicPr>
+                      <a:picLocks noChangeAspect="1"/>
+                    </pic:cNvPicPr>
+                  </pic:nvPicPr>
+                  <pic:blipFill>
+                    <a:blip r:embed="rId29"/>
+                    <a:stretch>
+                      <a:fillRect/>
+                    </a:stretch>
+                  </pic:blipFill>
+                  <pic:spPr>
+                    <a:xfrm>
+                      <a:off x="0" y="0"/>
+                      <a:ext cx="5937250" cy="5334635"/>
+                    </a:xfrm>
+                    <a:prstGeom prst="rect">
+                      <a:avLst/>
+                    </a:prstGeom>
+                    <a:noFill/>
+                    <a:ln>
+                      <a:noFill/>
+                    </a:ln>
+                  </pic:spPr>
+                </pic:pic>
+              </a:graphicData>
+            </a:graphic>
+          </wp:inline>
+        </w:drawing>
+      </w:r>
+    </w:p>
+    <w:p>
+      <w:pPr>
+        <w:pStyle w:val="29"/>
         <w:ind w:left="1440"/>
       </w:pPr>
+      <w:r>
+        <w:drawing>
+          <wp:inline distT="0" distB="0" distL="114300" distR="114300">
+            <wp:extent cx="5943600" cy="3349625"/>
+            <wp:effectExtent l="0" t="0" r="0" b="3175"/>
+            <wp:docPr id="29" name="Picture 29"/>
+            <wp:cNvGraphicFramePr>
+              <a:graphicFrameLocks xmlns:a="http://schemas.openxmlformats.org/drawingml/2006/main" noChangeAspect="1"/>
+            </wp:cNvGraphicFramePr>
+            <a:graphic xmlns:a="http://schemas.openxmlformats.org/drawingml/2006/main">
+              <a:graphicData uri="http://schemas.openxmlformats.org/drawingml/2006/picture">
+                <pic:pic xmlns:pic="http://schemas.openxmlformats.org/drawingml/2006/picture">
+                  <pic:nvPicPr>
+                    <pic:cNvPr id="29" name="Picture 29"/>
+                    <pic:cNvPicPr>
+                      <a:picLocks noChangeAspect="1"/>
+                    </pic:cNvPicPr>
+                  </pic:nvPicPr>
+                  <pic:blipFill>
+                    <a:blip r:embed="rId30"/>
+                    <a:stretch>
+                      <a:fillRect/>
+                    </a:stretch>
+                  </pic:blipFill>
+                  <pic:spPr>
+                    <a:xfrm>
+                      <a:off x="0" y="0"/>
+                      <a:ext cx="5943600" cy="3349625"/>
+                    </a:xfrm>
+                    <a:prstGeom prst="rect">
+                      <a:avLst/>
+                    </a:prstGeom>
+                    <a:noFill/>
+                    <a:ln>
+                      <a:noFill/>
+                    </a:ln>
+                  </pic:spPr>
+                </pic:pic>
+              </a:graphicData>
+            </a:graphic>
+          </wp:inline>
+        </w:drawing>
+      </w:r>
     </w:p>
     <w:p>
       <w:pPr>
@@ -1021,725 +2139,49 @@
         <w:pStyle w:val="29"/>
         <w:ind w:left="1440"/>
       </w:pPr>
-    </w:p>
-    <w:p>
-      <w:pPr>
-        <w:pStyle w:val="29"/>
-        <w:numPr>
-          <w:ilvl w:val="0"/>
-          <w:numId w:val="1"/>
-        </w:numPr>
-        <w:spacing w:before="200"/>
-        <w:rPr>
-          <w:b/>
-          <w:bCs/>
-          <w:color w:val="000000" w:themeColor="text1"/>
-          <w14:textFill>
-            <w14:solidFill>
-              <w14:schemeClr w14:val="tx1"/>
-            </w14:solidFill>
-          </w14:textFill>
-        </w:rPr>
-      </w:pPr>
-      <w:r>
-        <w:rPr>
-          <w:b/>
-          <w:bCs/>
-          <w:color w:val="000000" w:themeColor="text1"/>
-          <w14:textFill>
-            <w14:solidFill>
-              <w14:schemeClr w14:val="tx1"/>
-            </w14:solidFill>
-          </w14:textFill>
-        </w:rPr>
-        <w:t>Bài 7.7: Tìm kiếm có debounce, không dấu</w:t>
-      </w:r>
-    </w:p>
-    <w:p>
-      <w:pPr>
-        <w:pStyle w:val="29"/>
-        <w:numPr>
-          <w:ilvl w:val="1"/>
-          <w:numId w:val="1"/>
-        </w:numPr>
-        <w:spacing w:before="120"/>
-        <w:rPr>
-          <w:color w:val="000000" w:themeColor="text1"/>
-          <w14:textFill>
-            <w14:solidFill>
-              <w14:schemeClr w14:val="tx1"/>
-            </w14:solidFill>
-          </w14:textFill>
-        </w:rPr>
-      </w:pPr>
-      <w:r>
-        <w:rPr>
-          <w:color w:val="000000" w:themeColor="text1"/>
-          <w14:textFill>
-            <w14:solidFill>
-              <w14:schemeClr w14:val="tx1"/>
-            </w14:solidFill>
-          </w14:textFill>
-        </w:rPr>
-        <w:t>Gõ “nha gia” → Nhà Giả Kim</w:t>
-      </w:r>
-    </w:p>
-    <w:p>
-      <w:pPr>
-        <w:pStyle w:val="29"/>
-        <w:ind w:left="1440"/>
-      </w:pPr>
-    </w:p>
-    <w:p>
-      <w:pPr>
-        <w:pStyle w:val="29"/>
-        <w:numPr>
-          <w:ilvl w:val="1"/>
-          <w:numId w:val="1"/>
-        </w:numPr>
-        <w:spacing w:before="120"/>
-        <w:rPr>
-          <w:color w:val="000000" w:themeColor="text1"/>
-          <w14:textFill>
-            <w14:solidFill>
-              <w14:schemeClr w14:val="tx1"/>
-            </w14:solidFill>
-          </w14:textFill>
-        </w:rPr>
-      </w:pPr>
-      <w:r>
-        <w:rPr>
-          <w:color w:val="000000" w:themeColor="text1"/>
-          <w14:textFill>
-            <w14:solidFill>
-              <w14:schemeClr w14:val="tx1"/>
-            </w14:solidFill>
-          </w14:textFill>
-        </w:rPr>
-        <w:t>Gõ “DAC NHAN” → Đắc Nhân Tâm</w:t>
-      </w:r>
-    </w:p>
-    <w:p>
-      <w:pPr>
-        <w:pStyle w:val="29"/>
-        <w:ind w:left="1440"/>
-      </w:pPr>
-    </w:p>
-    <w:p>
-      <w:pPr>
-        <w:pStyle w:val="29"/>
-        <w:numPr>
-          <w:ilvl w:val="1"/>
-          <w:numId w:val="1"/>
-        </w:numPr>
-        <w:spacing w:before="120"/>
-        <w:rPr>
-          <w:color w:val="000000" w:themeColor="text1"/>
-          <w14:textFill>
-            <w14:solidFill>
-              <w14:schemeClr w14:val="tx1"/>
-            </w14:solidFill>
-          </w14:textFill>
-        </w:rPr>
-      </w:pPr>
-      <w:r>
-        <w:rPr>
-          <w:color w:val="000000" w:themeColor="text1"/>
-          <w14:textFill>
-            <w14:solidFill>
-              <w14:schemeClr w14:val="tx1"/>
-            </w14:solidFill>
-          </w14:textFill>
-        </w:rPr>
-        <w:t>Không có kết quả → EmptyState + nút Xóa bộ lọc</w:t>
-      </w:r>
-    </w:p>
-    <w:p>
-      <w:pPr>
-        <w:pStyle w:val="29"/>
-        <w:ind w:left="1440"/>
-      </w:pPr>
-    </w:p>
-    <w:p>
-      <w:pPr>
-        <w:pStyle w:val="29"/>
-        <w:numPr>
-          <w:ilvl w:val="0"/>
-          <w:numId w:val="1"/>
-        </w:numPr>
-        <w:spacing w:before="200"/>
-        <w:rPr>
-          <w:b/>
-          <w:bCs/>
-          <w:color w:val="000000" w:themeColor="text1"/>
-          <w14:textFill>
-            <w14:solidFill>
-              <w14:schemeClr w14:val="tx1"/>
-            </w14:solidFill>
-          </w14:textFill>
-        </w:rPr>
-      </w:pPr>
-      <w:r>
-        <w:rPr>
-          <w:b/>
-          <w:bCs/>
-          <w:color w:val="000000" w:themeColor="text1"/>
-          <w14:textFill>
-            <w14:solidFill>
-              <w14:schemeClr w14:val="tx1"/>
-            </w14:solidFill>
-          </w14:textFill>
-        </w:rPr>
-        <w:t>Bài 7.8: Lọc kết hợp + liên kết tab Danh mục</w:t>
-      </w:r>
-    </w:p>
-    <w:p>
-      <w:pPr>
-        <w:pStyle w:val="29"/>
-        <w:numPr>
-          <w:ilvl w:val="1"/>
-          <w:numId w:val="1"/>
-        </w:numPr>
-        <w:spacing w:before="120"/>
-        <w:rPr>
-          <w:color w:val="000000" w:themeColor="text1"/>
-          <w14:textFill>
-            <w14:solidFill>
-              <w14:schemeClr w14:val="tx1"/>
-            </w14:solidFill>
-          </w14:textFill>
-        </w:rPr>
-      </w:pPr>
-      <w:r>
-        <w:rPr>
-          <w:color w:val="000000" w:themeColor="text1"/>
-          <w14:textFill>
-            <w14:solidFill>
-              <w14:schemeClr w14:val="tx1"/>
-            </w14:solidFill>
-          </w14:textFill>
-        </w:rPr>
-        <w:t>Chọn “Lập trình” ở Danh mục → về Home, chip “Lập trình” sáng</w:t>
-      </w:r>
-    </w:p>
-    <w:p>
-      <w:pPr>
-        <w:pStyle w:val="29"/>
-        <w:ind w:left="1440"/>
-      </w:pPr>
-    </w:p>
-    <w:p>
-      <w:pPr>
-        <w:pStyle w:val="29"/>
-        <w:numPr>
-          <w:ilvl w:val="1"/>
-          <w:numId w:val="1"/>
-        </w:numPr>
-        <w:spacing w:before="120"/>
-        <w:rPr>
-          <w:color w:val="000000" w:themeColor="text1"/>
-          <w14:textFill>
-            <w14:solidFill>
-              <w14:schemeClr w14:val="tx1"/>
-            </w14:solidFill>
-          </w14:textFill>
-        </w:rPr>
-      </w:pPr>
-      <w:r>
-        <w:rPr>
-          <w:color w:val="000000" w:themeColor="text1"/>
-          <w14:textFill>
-            <w14:solidFill>
-              <w14:schemeClr w14:val="tx1"/>
-            </w14:solidFill>
-          </w14:textFill>
-        </w:rPr>
-        <w:t>Gõ thêm “react” → chỉ còn React Native in Action</w:t>
-      </w:r>
-    </w:p>
-    <w:p>
-      <w:pPr>
-        <w:pStyle w:val="29"/>
-        <w:ind w:left="1440"/>
-      </w:pPr>
-    </w:p>
-    <w:p>
-      <w:pPr>
-        <w:pStyle w:val="29"/>
-        <w:numPr>
-          <w:ilvl w:val="0"/>
-          <w:numId w:val="1"/>
-        </w:numPr>
-        <w:spacing w:before="200"/>
-        <w:rPr>
-          <w:b/>
-          <w:bCs/>
-          <w:color w:val="000000" w:themeColor="text1"/>
-          <w14:textFill>
-            <w14:solidFill>
-              <w14:schemeClr w14:val="tx1"/>
-            </w14:solidFill>
-          </w14:textFill>
-        </w:rPr>
-      </w:pPr>
-      <w:r>
-        <w:rPr>
-          <w:b/>
-          <w:bCs/>
-          <w:color w:val="000000" w:themeColor="text1"/>
-          <w14:textFill>
-            <w14:solidFill>
-              <w14:schemeClr w14:val="tx1"/>
-            </w14:solidFill>
-          </w14:textFill>
-        </w:rPr>
-        <w:t>Thử thách (cộng điểm)</w:t>
-      </w:r>
-    </w:p>
-    <w:p>
-      <w:pPr>
-        <w:pStyle w:val="29"/>
-        <w:numPr>
-          <w:ilvl w:val="1"/>
-          <w:numId w:val="1"/>
-        </w:numPr>
-        <w:spacing w:before="120"/>
-        <w:rPr>
-          <w:color w:val="000000" w:themeColor="text1"/>
-          <w14:textFill>
-            <w14:solidFill>
-              <w14:schemeClr w14:val="tx1"/>
-            </w14:solidFill>
-          </w14:textFill>
-        </w:rPr>
-      </w:pPr>
-      <w:r>
-        <w:rPr>
-          <w:color w:val="000000" w:themeColor="text1"/>
-          <w14:textFill>
-            <w14:solidFill>
-              <w14:schemeClr w14:val="tx1"/>
-            </w14:solidFill>
-          </w14:textFill>
-        </w:rPr>
-        <w:t>C1 – Wishlist ♡/♥ ở Chi tiết sách</w:t>
-      </w:r>
-    </w:p>
-    <w:p>
-      <w:pPr>
-        <w:pStyle w:val="29"/>
-        <w:ind w:left="1440"/>
-      </w:pPr>
-    </w:p>
-    <w:p>
-      <w:pPr>
-        <w:pStyle w:val="29"/>
-        <w:numPr>
-          <w:ilvl w:val="1"/>
-          <w:numId w:val="1"/>
-        </w:numPr>
-        <w:spacing w:before="120"/>
-        <w:rPr>
-          <w:color w:val="000000" w:themeColor="text1"/>
-          <w14:textFill>
-            <w14:solidFill>
-              <w14:schemeClr w14:val="tx1"/>
-            </w14:solidFill>
-          </w14:textFill>
-        </w:rPr>
-      </w:pPr>
-      <w:r>
-        <w:rPr>
-          <w:color w:val="000000" w:themeColor="text1"/>
-          <w14:textFill>
-            <w14:solidFill>
-              <w14:schemeClr w14:val="tx1"/>
-            </w14:solidFill>
-          </w14:textFill>
-        </w:rPr>
-        <w:t>C2 – Lọc theo khoảng giá (PriceFilter)</w:t>
-      </w:r>
-    </w:p>
-    <w:p>
-      <w:pPr>
-        <w:pStyle w:val="29"/>
-        <w:ind w:left="1440"/>
-      </w:pPr>
-    </w:p>
-    <w:p>
-      <w:pPr>
-        <w:pStyle w:val="29"/>
-        <w:numPr>
-          <w:ilvl w:val="0"/>
-          <w:numId w:val="1"/>
-        </w:numPr>
-        <w:spacing w:before="200"/>
-        <w:rPr>
-          <w:b/>
-          <w:bCs/>
-          <w:color w:val="000000" w:themeColor="text1"/>
-          <w14:textFill>
-            <w14:solidFill>
-              <w14:schemeClr w14:val="tx1"/>
-            </w14:solidFill>
-          </w14:textFill>
-        </w:rPr>
-      </w:pPr>
-      <w:r>
-        <w:rPr>
-          <w:b/>
-          <w:bCs/>
-          <w:color w:val="000000" w:themeColor="text1"/>
-          <w14:textFill>
-            <w14:solidFill>
-              <w14:schemeClr w14:val="tx1"/>
-            </w14:solidFill>
-          </w14:textFill>
-        </w:rPr>
-        <w:t>Câu hỏi bổ sung</w:t>
-      </w:r>
-    </w:p>
-    <w:p>
-      <w:pPr>
-        <w:pStyle w:val="29"/>
-        <w:numPr>
-          <w:ilvl w:val="1"/>
-          <w:numId w:val="1"/>
-        </w:numPr>
-        <w:spacing w:before="120"/>
-        <w:rPr>
-          <w:color w:val="000000" w:themeColor="text1"/>
-          <w14:textFill>
-            <w14:solidFill>
-              <w14:schemeClr w14:val="tx1"/>
-            </w14:solidFill>
-          </w14:textFill>
-        </w:rPr>
-      </w:pPr>
-      <w:r>
-        <w:rPr>
-          <w:color w:val="000000" w:themeColor="text1"/>
-          <w14:textFill>
-            <w14:solidFill>
-              <w14:schemeClr w14:val="tx1"/>
-            </w14:solidFill>
-          </w14:textFill>
-        </w:rPr>
-        <w:t>Cấu trúc điều hướng: vì sao BookDetail ở Stack mà không đặt trong Tab?</w:t>
-      </w:r>
-    </w:p>
-    <w:p>
-      <w:pPr>
-        <w:pStyle w:val="29"/>
-        <w:ind w:left="1440"/>
-        <w:rPr>
-          <w:i/>
-          <w:color w:val="A6A6A6"/>
-        </w:rPr>
-      </w:pPr>
-      <w:r>
-        <w:rPr>
-          <w:i/>
-          <w:color w:val="A6A6A6"/>
-        </w:rPr>
-        <w:t>[Viết câu trả lời]</w:t>
-      </w:r>
-    </w:p>
-    <w:p>
-      <w:pPr>
-        <w:pStyle w:val="29"/>
-        <w:numPr>
-          <w:ilvl w:val="1"/>
-          <w:numId w:val="1"/>
-        </w:numPr>
-        <w:spacing w:before="120"/>
-        <w:rPr>
-          <w:color w:val="000000" w:themeColor="text1"/>
-          <w14:textFill>
-            <w14:solidFill>
-              <w14:schemeClr w14:val="tx1"/>
-            </w14:solidFill>
-          </w14:textFill>
-        </w:rPr>
-      </w:pPr>
-      <w:r>
-        <w:rPr>
-          <w:color w:val="000000" w:themeColor="text1"/>
-          <w14:textFill>
-            <w14:solidFill>
-              <w14:schemeClr w14:val="tx1"/>
-            </w14:solidFill>
-          </w14:textFill>
-        </w:rPr>
-        <w:t>Redux: vì sao state.items.push(...) không sửa state gốc? Bỏ useMemo trong useCart thì sao?</w:t>
-      </w:r>
-    </w:p>
-    <w:p>
-      <w:pPr>
-        <w:pStyle w:val="29"/>
-        <w:ind w:left="1440"/>
-        <w:rPr>
-          <w:i/>
-          <w:color w:val="A6A6A6"/>
-        </w:rPr>
-      </w:pPr>
-      <w:r>
-        <w:rPr>
-          <w:i/>
-          <w:color w:val="A6A6A6"/>
-        </w:rPr>
-        <w:t>[Viết câu trả lời]</w:t>
-      </w:r>
-    </w:p>
-    <w:p>
-      <w:pPr>
-        <w:pStyle w:val="29"/>
-        <w:numPr>
-          <w:ilvl w:val="1"/>
-          <w:numId w:val="1"/>
-        </w:numPr>
-        <w:spacing w:before="120"/>
-        <w:rPr>
-          <w:color w:val="000000" w:themeColor="text1"/>
-          <w14:textFill>
-            <w14:solidFill>
-              <w14:schemeClr w14:val="tx1"/>
-            </w14:solidFill>
-          </w14:textFill>
-        </w:rPr>
-      </w:pPr>
-      <w:r>
-        <w:rPr>
-          <w:color w:val="000000" w:themeColor="text1"/>
-          <w14:textFill>
-            <w14:solidFill>
-              <w14:schemeClr w14:val="tx1"/>
-            </w14:solidFill>
-          </w14:textFill>
-        </w:rPr>
-        <w:t>Promise.all: getCategories() lỗi còn getBooks() thành công thì Home hiện gì? Cách dùng Promise.allSettled và đánh đổi</w:t>
-      </w:r>
-    </w:p>
-    <w:p>
-      <w:pPr>
-        <w:pStyle w:val="29"/>
-        <w:ind w:left="1440"/>
-        <w:rPr>
-          <w:i/>
-          <w:color w:val="A6A6A6"/>
-        </w:rPr>
-      </w:pPr>
-      <w:r>
-        <w:rPr>
-          <w:i/>
-          <w:color w:val="A6A6A6"/>
-        </w:rPr>
-        <w:t>[Viết câu trả lời]</w:t>
-      </w:r>
-    </w:p>
-    <w:p>
-      <w:pPr>
-        <w:pStyle w:val="29"/>
-        <w:numPr>
-          <w:ilvl w:val="1"/>
-          <w:numId w:val="1"/>
-        </w:numPr>
-        <w:spacing w:before="120"/>
-        <w:rPr>
-          <w:color w:val="000000" w:themeColor="text1"/>
-          <w14:textFill>
-            <w14:solidFill>
-              <w14:schemeClr w14:val="tx1"/>
-            </w14:solidFill>
-          </w14:textFill>
-        </w:rPr>
-      </w:pPr>
-      <w:r>
-        <w:rPr>
-          <w:color w:val="000000" w:themeColor="text1"/>
-          <w14:textFill>
-            <w14:solidFill>
-              <w14:schemeClr w14:val="tx1"/>
-            </w14:solidFill>
-          </w14:textFill>
-        </w:rPr>
-        <w:t>Debounce: vì sao không đặt setTimeout thẳng trong onChangeText? Hàm dọn dẹp tránh lỗi gì?</w:t>
-      </w:r>
-    </w:p>
-    <w:p>
-      <w:pPr>
-        <w:pStyle w:val="29"/>
-        <w:ind w:left="1440"/>
-        <w:rPr>
-          <w:i/>
-          <w:color w:val="A6A6A6"/>
-        </w:rPr>
-      </w:pPr>
-      <w:r>
-        <w:rPr>
-          <w:i/>
-          <w:color w:val="A6A6A6"/>
-        </w:rPr>
-        <w:t>[Viết câu trả lời]</w:t>
-      </w:r>
-    </w:p>
-    <w:p>
-      <w:pPr>
-        <w:pStyle w:val="29"/>
-        <w:numPr>
-          <w:ilvl w:val="1"/>
-          <w:numId w:val="1"/>
-        </w:numPr>
-        <w:spacing w:before="120"/>
-        <w:rPr>
-          <w:color w:val="000000" w:themeColor="text1"/>
-          <w14:textFill>
-            <w14:solidFill>
-              <w14:schemeClr w14:val="tx1"/>
-            </w14:solidFill>
-          </w14:textFill>
-        </w:rPr>
-      </w:pPr>
-      <w:r>
-        <w:rPr>
-          <w:color w:val="000000" w:themeColor="text1"/>
-          <w14:textFill>
-            <w14:solidFill>
-              <w14:schemeClr w14:val="tx1"/>
-            </w14:solidFill>
-          </w14:textFill>
-        </w:rPr>
-        <w:t>Code bổ sung: sắp xếp Giá tăng dần / giảm dần</w:t>
-      </w:r>
-    </w:p>
-    <w:p>
-      <w:pPr>
-        <w:pStyle w:val="29"/>
-        <w:ind w:left="1440"/>
-      </w:pPr>
-    </w:p>
-    <w:p>
-      <w:pPr>
-        <w:pStyle w:val="29"/>
-        <w:ind w:left="1440"/>
-      </w:pPr>
-    </w:p>
-    <w:p>
-      <w:pPr>
-        <w:pStyle w:val="29"/>
-        <w:numPr>
-          <w:ilvl w:val="0"/>
-          <w:numId w:val="1"/>
-        </w:numPr>
-        <w:spacing w:before="200"/>
-        <w:rPr>
-          <w:b/>
-          <w:bCs/>
-          <w:color w:val="000000" w:themeColor="text1"/>
-          <w14:textFill>
-            <w14:solidFill>
-              <w14:schemeClr w14:val="tx1"/>
-            </w14:solidFill>
-          </w14:textFill>
-        </w:rPr>
-      </w:pPr>
-      <w:r>
-        <w:rPr>
-          <w:b/>
-          <w:bCs/>
-          <w:color w:val="000000" w:themeColor="text1"/>
-          <w14:textFill>
-            <w14:solidFill>
-              <w14:schemeClr w14:val="tx1"/>
-            </w14:solidFill>
-          </w14:textFill>
-        </w:rPr>
-        <w:t>Kiểm tra trước khi nộp</w:t>
-      </w:r>
-    </w:p>
-    <w:p>
-      <w:pPr>
-        <w:pStyle w:val="29"/>
-        <w:numPr>
-          <w:ilvl w:val="1"/>
-          <w:numId w:val="1"/>
-        </w:numPr>
-        <w:spacing w:before="120"/>
-        <w:rPr>
-          <w:color w:val="000000" w:themeColor="text1"/>
-          <w14:textFill>
-            <w14:solidFill>
-              <w14:schemeClr w14:val="tx1"/>
-            </w14:solidFill>
-          </w14:textFill>
-        </w:rPr>
-      </w:pPr>
-      <w:r>
-        <w:rPr>
-          <w:color w:val="000000" w:themeColor="text1"/>
-          <w14:textFill>
-            <w14:solidFill>
-              <w14:schemeClr w14:val="tx1"/>
-            </w14:solidFill>
-          </w14:textFill>
-        </w:rPr>
-        <w:t>npx tsc --noEmit không có lỗi</w:t>
-      </w:r>
-    </w:p>
-    <w:p>
-      <w:pPr>
-        <w:pStyle w:val="29"/>
-        <w:ind w:left="1440"/>
-      </w:pPr>
-    </w:p>
-    <w:p>
-      <w:pPr>
-        <w:pStyle w:val="29"/>
-        <w:numPr>
-          <w:ilvl w:val="1"/>
-          <w:numId w:val="1"/>
-        </w:numPr>
-        <w:spacing w:before="120"/>
-        <w:rPr>
-          <w:color w:val="000000" w:themeColor="text1"/>
-          <w14:textFill>
-            <w14:solidFill>
-              <w14:schemeClr w14:val="tx1"/>
-            </w14:solidFill>
-          </w14:textFill>
-        </w:rPr>
-      </w:pPr>
-      <w:r>
-        <w:rPr>
-          <w:color w:val="000000" w:themeColor="text1"/>
-          <w14:textFill>
-            <w14:solidFill>
-              <w14:schemeClr w14:val="tx1"/>
-            </w14:solidFill>
-          </w14:textFill>
-        </w:rPr>
-        <w:t>Tìm “TODO BT7” không còn kết quả</w:t>
-      </w:r>
-    </w:p>
-    <w:p>
-      <w:pPr>
-        <w:pStyle w:val="29"/>
-        <w:ind w:left="1440"/>
-      </w:pPr>
-    </w:p>
-    <w:p>
-      <w:pPr>
-        <w:rPr>
-          <w:color w:val="EE0000"/>
-        </w:rPr>
-      </w:pPr>
-    </w:p>
-    <w:p>
-      <w:pPr>
-        <w:rPr>
-          <w:color w:val="EE0000"/>
-        </w:rPr>
-      </w:pPr>
+      <w:r>
+        <w:drawing>
+          <wp:inline distT="0" distB="0" distL="114300" distR="114300">
+            <wp:extent cx="5934075" cy="3347085"/>
+            <wp:effectExtent l="0" t="0" r="9525" b="5715"/>
+            <wp:docPr id="28" name="Picture 28"/>
+            <wp:cNvGraphicFramePr>
+              <a:graphicFrameLocks xmlns:a="http://schemas.openxmlformats.org/drawingml/2006/main" noChangeAspect="1"/>
+            </wp:cNvGraphicFramePr>
+            <a:graphic xmlns:a="http://schemas.openxmlformats.org/drawingml/2006/main">
+              <a:graphicData uri="http://schemas.openxmlformats.org/drawingml/2006/picture">
+                <pic:pic xmlns:pic="http://schemas.openxmlformats.org/drawingml/2006/picture">
+                  <pic:nvPicPr>
+                    <pic:cNvPr id="28" name="Picture 28"/>
+                    <pic:cNvPicPr>
+                      <a:picLocks noChangeAspect="1"/>
+                    </pic:cNvPicPr>
+                  </pic:nvPicPr>
+                  <pic:blipFill>
+                    <a:blip r:embed="rId31"/>
+                    <a:stretch>
+                      <a:fillRect/>
+                    </a:stretch>
+                  </pic:blipFill>
+                  <pic:spPr>
+                    <a:xfrm>
+                      <a:off x="0" y="0"/>
+                      <a:ext cx="5934075" cy="3347085"/>
+                    </a:xfrm>
+                    <a:prstGeom prst="rect">
+                      <a:avLst/>
+                    </a:prstGeom>
+                    <a:noFill/>
+                    <a:ln>
+                      <a:noFill/>
+                    </a:ln>
+                  </pic:spPr>
+                </pic:pic>
+              </a:graphicData>
+            </a:graphic>
+          </wp:inline>
+        </w:drawing>
+      </w:r>
     </w:p>
     <w:p>
       <w:pPr>
